--- a/droit social dcg/19- droit disciplinaire.docx
+++ b/droit social dcg/19- droit disciplinaire.docx
@@ -8,33 +8,56 @@
         <w:jc w:val="center"/>
       </w:pPr>
       <w:r>
-        <w:t>FICHE 19�: LE DROIT DISCIPLINAIRES</w:t>
+        <w:rPr>
+          <w:b/>
+          <w:color w:val="1F4E79"/>
+          <w:sz w:val="34"/>
+        </w:rPr>
+        <w:t>FICHE 19e: LE DROIT DISCIPLINAIRES</w:t>
       </w:r>
     </w:p>
-    <w:p/>
-    <w:p/>
     <w:p/>
     <w:p>
       <w:pPr>
         <w:pStyle w:val="Heading2"/>
       </w:pPr>
       <w:r>
-        <w:t>L�EXERCICE DU POUVOIR DISCIPLINAIRE I �</w:t>
+        <w:rPr>
+          <w:b/>
+          <w:color w:val="2F5496"/>
+          <w:sz w:val="24"/>
+        </w:rPr>
+        <w:t>L'EXERCICE DU POUVOIR DISCIPLINAIRE I e</w:t>
       </w:r>
     </w:p>
     <w:p>
       <w:r>
-        <w:t>Le pouvoir disciplinaire est une pr�rogative de l�employeur lui permettant de sanctionner les comportements qu�il juge</w:t>
+        <w:rPr>
+          <w:b w:val="0"/>
+          <w:color w:val="000000"/>
+          <w:sz w:val="22"/>
+        </w:rPr>
+        <w:t>Le pouvoir disciplinaire est une prerogative de l'employeur lui permettant de sanctionner les comportements qu'il juge</w:t>
       </w:r>
     </w:p>
     <w:p>
       <w:r>
-        <w:t>fautifs des salari�s. L�exercice du pouvoir disciplinaire repose sur l�existence d�une faute justifiant l�application d�une</w:t>
+        <w:rPr>
+          <w:b w:val="0"/>
+          <w:color w:val="000000"/>
+          <w:sz w:val="22"/>
+        </w:rPr>
+        <w:t>fautifs des salaries. L'exercice du pouvoir disciplinaire repose sur l'existence d'une faute justifiant l'application d'une</w:t>
       </w:r>
     </w:p>
     <w:p>
       <w:r>
-        <w:t>sanction selon une proc�dure strictement d�finie par la loi.</w:t>
+        <w:rPr>
+          <w:b w:val="0"/>
+          <w:color w:val="000000"/>
+          <w:sz w:val="22"/>
+        </w:rPr>
+        <w:t>sanction selon une procedure strictement d'finie par la loi.</w:t>
       </w:r>
     </w:p>
     <w:p>
@@ -42,7 +65,12 @@
         <w:pStyle w:val="Heading2"/>
       </w:pPr>
       <w:r>
-        <w:t>D�FINITION DE LA FAUTE A �</w:t>
+        <w:rPr>
+          <w:b/>
+          <w:color w:val="2F5496"/>
+          <w:sz w:val="24"/>
+        </w:rPr>
+        <w:t>D'FINITION DE LA FAUTE A e</w:t>
       </w:r>
     </w:p>
     <w:p>
@@ -50,32 +78,62 @@
         <w:pStyle w:val="Heading2"/>
       </w:pPr>
       <w:r>
+        <w:rPr>
+          <w:b/>
+          <w:color w:val="2F5496"/>
+          <w:sz w:val="24"/>
+        </w:rPr>
         <w:t>NOTION</w:t>
       </w:r>
     </w:p>
     <w:p>
       <w:r>
+        <w:rPr>
+          <w:b w:val="0"/>
+          <w:color w:val="000000"/>
+          <w:sz w:val="22"/>
+        </w:rPr>
         <w:t>?</w:t>
       </w:r>
     </w:p>
     <w:p>
       <w:r>
-        <w:t>En l�absence de d�finition juridique l�gale, la faute peut �tre d�finie comme une violation injustifi�e des obligations</w:t>
+        <w:rPr>
+          <w:b w:val="0"/>
+          <w:color w:val="000000"/>
+          <w:sz w:val="22"/>
+        </w:rPr>
+        <w:t>En l'absence de d'finition juridique l'gale, la faute peut etre d'finie comme une violation injustifiee des obligations</w:t>
       </w:r>
     </w:p>
     <w:p>
       <w:r>
-        <w:t>professionnelles du salari�. Elle comprend la faute disciplinaire et la faute professionnelle.</w:t>
+        <w:rPr>
+          <w:b w:val="0"/>
+          <w:color w:val="000000"/>
+          <w:sz w:val="22"/>
+        </w:rPr>
+        <w:t>professionnelles du salarie. Elle comprend la faute disciplinaire et la faute professionnelle.</w:t>
       </w:r>
     </w:p>
     <w:p>
       <w:r>
-        <w:t>la premi�re consiste en une violation d�lib�r�e des obligations professionnelles (manquement aux r�gles de disci--</w:t>
+        <w:rPr>
+          <w:b w:val="0"/>
+          <w:color w:val="000000"/>
+          <w:sz w:val="22"/>
+        </w:rPr>
+        <w:t>la premiere consiste en une violation d'liberee des obligations professionnelles (manquement aux regles de disci--</w:t>
       </w:r>
     </w:p>
     <w:p>
       <w:r>
-        <w:t>pline fix�es dans le r�glement int�rieur, insubordination) ;</w:t>
+        <w:rPr>
+          <w:b w:val="0"/>
+          <w:color w:val="000000"/>
+          <w:sz w:val="22"/>
+        </w:rPr>
+        <w:t>pline fixees dans le reglement interieur, insubordination) ;</w:t>
       </w:r>
     </w:p>
     <w:p>
@@ -83,7 +141,12 @@
         <w:pStyle w:val="ListBullet"/>
       </w:pPr>
       <w:r>
-        <w:t>la seconde doit �tre envisag�e comme une n�gligence dans l�ex�cution de la prestation de travail. -</w:t>
+        <w:rPr>
+          <w:b w:val="0"/>
+          <w:color w:val="000000"/>
+          <w:sz w:val="22"/>
+        </w:rPr>
+        <w:t>la seconde doit etre envisagee comme une n'gligence dans l'execution de la prestation de travail.</w:t>
       </w:r>
     </w:p>
     <w:p>
@@ -91,61 +154,121 @@
         <w:pStyle w:val="Heading2"/>
       </w:pPr>
       <w:r>
+        <w:rPr>
+          <w:b/>
+          <w:color w:val="7030A0"/>
+          <w:sz w:val="24"/>
+        </w:rPr>
         <w:t>CONDITIONS</w:t>
       </w:r>
     </w:p>
     <w:p>
       <w:r>
+        <w:rPr>
+          <w:b w:val="0"/>
+          <w:color w:val="7030A0"/>
+          <w:sz w:val="22"/>
+        </w:rPr>
         <w:t>?</w:t>
       </w:r>
     </w:p>
     <w:p>
       <w:r>
-        <w:t>La faute relev�e doit �tre imputable au seul salari� mis en cause et ne saurait �tre le fait d�une autre personne. Ainsi la</w:t>
+        <w:rPr>
+          <w:b w:val="0"/>
+          <w:color w:val="7030A0"/>
+          <w:sz w:val="22"/>
+        </w:rPr>
+        <w:t>La faute relevee doit etre imputable au seul salarie mis en cause et ne saurait etre le fait d'une autre personne. Ainsi la</w:t>
       </w:r>
     </w:p>
     <w:p>
       <w:r>
-        <w:t>Cour de cassation a pu valablement casser la d�cision de la cour d�appel de Versailles retenant la qualification de faute</w:t>
+        <w:rPr>
+          <w:b w:val="0"/>
+          <w:color w:val="7030A0"/>
+          <w:sz w:val="22"/>
+        </w:rPr>
+        <w:t>Cour de cassation a pu valablement casser la d'cision de la cour d'appel de Versailles retenant la qualification de faute</w:t>
       </w:r>
     </w:p>
     <w:p>
       <w:r>
-        <w:t>grave pour des injures prof�r�es par la s�ur de la salari�e (Cass. soc. 21 mars 2000).</w:t>
+        <w:rPr>
+          <w:b w:val="0"/>
+          <w:color w:val="7030A0"/>
+          <w:sz w:val="22"/>
+        </w:rPr>
+        <w:t>grave pour des injures proferees par la s'ur de la salariee (Cass. soc. 21 mars 2000).</w:t>
       </w:r>
     </w:p>
     <w:p>
       <w:r>
-        <w:t>Ne sont pas non plus constitutifs d�une faute les comportements relevant de l�exercice l�gitime d�un droit. Il en est ainsi</w:t>
+        <w:rPr>
+          <w:b w:val="0"/>
+          <w:color w:val="7030A0"/>
+          <w:sz w:val="22"/>
+        </w:rPr>
+        <w:t>Ne sont pas non plus constitutifs d'une faute les comportements relevant de l'exercice l'gitime d'un droit. Il en est ainsi</w:t>
       </w:r>
     </w:p>
     <w:p>
       <w:r>
-        <w:t>lorsque le salari� fait usage de son droit de retrait (L4131-1 C. trav.), du droit syndical (L1132-1 C. trav.), du droit de gr�ve</w:t>
+        <w:rPr>
+          <w:b w:val="0"/>
+          <w:color w:val="7030A0"/>
+          <w:sz w:val="22"/>
+        </w:rPr>
+        <w:t>lorsque le salarie fait usage de son droit de retrait (L4131-1 C. trav.), du droit syndical (L1132-1 C. trav.), du droit de greve</w:t>
       </w:r>
     </w:p>
     <w:p>
       <w:r>
-        <w:t>(L1132-2 C. trav.) ou de sa libert� d�expression � condition pour celle-ci qu�il s�abstienne de termes injurieux, m�prisant</w:t>
+        <w:rPr>
+          <w:b w:val="0"/>
+          <w:color w:val="7030A0"/>
+          <w:sz w:val="22"/>
+        </w:rPr>
+        <w:t>(L1132-2 C. trav.) ou de sa liberte d'expression e condition pour celle-ci qu'il s'abstienne de termes injurieux, m'prisant</w:t>
       </w:r>
     </w:p>
     <w:p>
       <w:r>
-        <w:t>ou mensongers. � cet �gard, une lettre d�un salari� dans laquelle il r�pond aux accusations de sa direction ne peut �tre</w:t>
+        <w:rPr>
+          <w:b w:val="0"/>
+          <w:color w:val="7030A0"/>
+          <w:sz w:val="22"/>
+        </w:rPr>
+        <w:t>ou mensongers. e cet egard, une lettre d'un salarie dans laquelle il repond aux accusations de sa direction ne peut etre</w:t>
       </w:r>
     </w:p>
     <w:p>
       <w:r>
-        <w:t>constitutive d�une faute grave dans la mesure o� � les critiques du salari� ne pr�sentent pas de caract�re excessif et sont</w:t>
+        <w:rPr>
+          <w:b w:val="0"/>
+          <w:color w:val="7030A0"/>
+          <w:sz w:val="22"/>
+        </w:rPr>
+        <w:t>constitutive d'une faute grave dans la mesure oe e les critiques du salarie ne presentent pas de caractere excessif et sont</w:t>
       </w:r>
     </w:p>
     <w:p>
       <w:r>
-        <w:t>� la mesure de l��motion suscit�e par la mise en cause publique de ses comp�tences et de sa conscience professionnelle �</w:t>
+        <w:rPr>
+          <w:b w:val="0"/>
+          <w:color w:val="7030A0"/>
+          <w:sz w:val="22"/>
+        </w:rPr>
+        <w:t>e la mesure de l'emotion suscitee par la mise en cause publique de ses competences et de sa conscience professionnelle e</w:t>
       </w:r>
     </w:p>
     <w:p>
       <w:r>
+        <w:rPr>
+          <w:b w:val="0"/>
+          <w:color w:val="7030A0"/>
+          <w:sz w:val="22"/>
+        </w:rPr>
         <w:t>Cass. soc.22 juin 2004).</w:t>
       </w:r>
     </w:p>
@@ -154,7 +277,12 @@
         <w:pStyle w:val="Heading2"/>
       </w:pPr>
       <w:r>
-        <w:t>LA SANCTION DISCIPLINAIRE B �</w:t>
+        <w:rPr>
+          <w:b/>
+          <w:color w:val="2F5496"/>
+          <w:sz w:val="24"/>
+        </w:rPr>
+        <w:t>LA SANCTION DISCIPLINAIRE B e</w:t>
       </w:r>
     </w:p>
     <w:p>
@@ -162,42 +290,82 @@
         <w:pStyle w:val="Heading2"/>
       </w:pPr>
       <w:r>
-        <w:t>D�FINITION</w:t>
+        <w:rPr>
+          <w:b/>
+          <w:color w:val="2F5496"/>
+          <w:sz w:val="24"/>
+        </w:rPr>
+        <w:t>D'FINITION</w:t>
       </w:r>
     </w:p>
     <w:p>
       <w:r>
+        <w:rPr>
+          <w:b w:val="0"/>
+          <w:color w:val="000000"/>
+          <w:sz w:val="22"/>
+        </w:rPr>
         <w:t>?</w:t>
       </w:r>
     </w:p>
     <w:p>
       <w:r>
-        <w:t>L�article L 1331-1 C. trav. dispose : � Constitue une sanction disciplinaire toute mesure, autre que les observations</w:t>
+        <w:rPr>
+          <w:b w:val="0"/>
+          <w:color w:val="000000"/>
+          <w:sz w:val="22"/>
+        </w:rPr>
+        <w:t>L'article L 1331-1 C. trav. dispose : e Constitue une sanction disciplinaire toute mesure, autre que les observations</w:t>
       </w:r>
     </w:p>
     <w:p>
       <w:r>
-        <w:t>verbales, prise par l�employeur � la suite d�un agissement du salari� consid�r� par lui comme fautif, que cette mesure soit</w:t>
+        <w:rPr>
+          <w:b w:val="0"/>
+          <w:color w:val="000000"/>
+          <w:sz w:val="22"/>
+        </w:rPr>
+        <w:t>verbales, prise par l'employeur e la suite d'un agissement du salarie considere par lui comme fautif, que cette mesure soit</w:t>
       </w:r>
     </w:p>
     <w:p>
       <w:r>
-        <w:t>de nature � affecter imm�diatement ou non la pr�sence du salari� dans l�entreprise, sa fonction, sa carri�re ou sa</w:t>
+        <w:rPr>
+          <w:b w:val="0"/>
+          <w:color w:val="000000"/>
+          <w:sz w:val="22"/>
+        </w:rPr>
+        <w:t>de nature e affecter immediatement ou non la presence du salarie dans l'entreprise, sa fonction, sa carriere ou sa</w:t>
       </w:r>
     </w:p>
     <w:p>
       <w:r>
-        <w:t>r�mun�ration �.</w:t>
+        <w:rPr>
+          <w:b w:val="0"/>
+          <w:color w:val="000000"/>
+          <w:sz w:val="22"/>
+        </w:rPr>
+        <w:t>remuneration e.</w:t>
       </w:r>
     </w:p>
     <w:p>
       <w:r>
-        <w:t>Cette disposition permet de distinguer ce qui rel�ve de la sanction disciplinaire (et qui devra suivre la proc�dure l�gale)</w:t>
+        <w:rPr>
+          <w:b w:val="0"/>
+          <w:color w:val="000000"/>
+          <w:sz w:val="22"/>
+        </w:rPr>
+        <w:t>Cette disposition permet de distinguer ce qui releve de la sanction disciplinaire (et qui devra suivre la procedure l'gale)</w:t>
       </w:r>
     </w:p>
     <w:p>
       <w:r>
-        <w:t>de ce qui �chappe � son champ d�application.</w:t>
+        <w:rPr>
+          <w:b w:val="0"/>
+          <w:color w:val="000000"/>
+          <w:sz w:val="22"/>
+        </w:rPr>
+        <w:t>de ce qui echappe e son champ d'application.</w:t>
       </w:r>
     </w:p>
     <w:p>
@@ -205,17 +373,32 @@
         <w:pStyle w:val="Heading2"/>
       </w:pPr>
       <w:r>
+        <w:rPr>
+          <w:b/>
+          <w:color w:val="2F5496"/>
+          <w:sz w:val="24"/>
+        </w:rPr>
         <w:t>EXCLUSION</w:t>
       </w:r>
     </w:p>
     <w:p>
       <w:r>
+        <w:rPr>
+          <w:b w:val="0"/>
+          <w:color w:val="000000"/>
+          <w:sz w:val="22"/>
+        </w:rPr>
         <w:t>?</w:t>
       </w:r>
     </w:p>
     <w:p>
       <w:r>
-        <w:t>Ne constituent pas des sanctions disciplinaires les mesures prises par l�employeur:</w:t>
+        <w:rPr>
+          <w:b w:val="0"/>
+          <w:color w:val="000000"/>
+          <w:sz w:val="22"/>
+        </w:rPr>
+        <w:t>Ne constituent pas des sanctions disciplinaires les mesures prises par l'employeur:</w:t>
       </w:r>
     </w:p>
     <w:p>
@@ -223,7 +406,12 @@
         <w:pStyle w:val="ListBullet"/>
       </w:pPr>
       <w:r>
-        <w:t>si elles ont un caract�re verbal. (Remarques de l�employeur sur le comportement du salari�) ; -</w:t>
+        <w:rPr>
+          <w:b w:val="0"/>
+          <w:color w:val="000000"/>
+          <w:sz w:val="22"/>
+        </w:rPr>
+        <w:t>si elles ont un caractere verbal. (Remarques de l'employeur sur le comportement du salarie) ;</w:t>
       </w:r>
     </w:p>
     <w:p>
@@ -231,12 +419,22 @@
         <w:pStyle w:val="ListBullet"/>
       </w:pPr>
       <w:r>
-        <w:t>si elles n�ont aucune incidence sur la pr�sence du salari� dans l�entreprise, sa r�mun�ration, sa carri�re, sa fonction -</w:t>
+        <w:rPr>
+          <w:b w:val="0"/>
+          <w:color w:val="000000"/>
+          <w:sz w:val="22"/>
+        </w:rPr>
+        <w:t>si elles n'ont aucune incidence sur la presence du salarie dans l'entreprise, sa remuneration, sa carriere, sa fonction</w:t>
       </w:r>
     </w:p>
     <w:p>
       <w:r>
-        <w:t>(mise au ch�mage partiel, lettre de mise au point, mise � pied conservatoire�).</w:t>
+        <w:rPr>
+          <w:b w:val="0"/>
+          <w:color w:val="000000"/>
+          <w:sz w:val="22"/>
+        </w:rPr>
+        <w:t>(mise au chemage partiel, lettre de mise au point, mise e pied conservatoiree).</w:t>
       </w:r>
     </w:p>
     <w:p>
@@ -244,52 +442,102 @@
         <w:pStyle w:val="Heading2"/>
       </w:pPr>
       <w:r>
+        <w:rPr>
+          <w:b/>
+          <w:color w:val="2F5496"/>
+          <w:sz w:val="24"/>
+        </w:rPr>
         <w:t>FORME DES SANCTIONS</w:t>
       </w:r>
     </w:p>
     <w:p>
       <w:r>
+        <w:rPr>
+          <w:b w:val="0"/>
+          <w:color w:val="000000"/>
+          <w:sz w:val="22"/>
+        </w:rPr>
         <w:t>?</w:t>
       </w:r>
     </w:p>
     <w:p>
       <w:r>
-        <w:t>Quant aux sanctions elles-m�mes, c�est au r�glement int�rieur qu�il revient d�en pr�ciser la nature et la hi�rarchie en</w:t>
+        <w:rPr>
+          <w:b w:val="0"/>
+          <w:color w:val="000000"/>
+          <w:sz w:val="22"/>
+        </w:rPr>
+        <w:t>Quant aux sanctions elles-m'mes, c'est au reglement interieur qu'il revient d'en preciser la nature et la hierarchie en</w:t>
       </w:r>
     </w:p>
     <w:p>
       <w:r>
-        <w:t>l�absence de pr�cisions l�gales. � titre indicatif les principales sanctions classiques sont : l�avertissement, le bl�me, la</w:t>
+        <w:rPr>
+          <w:b w:val="0"/>
+          <w:color w:val="000000"/>
+          <w:sz w:val="22"/>
+        </w:rPr>
+        <w:t>l'absence de precisions l'gales. e titre indicatif les principales sanctions classiques sont : l'avertissement, le bleme, la</w:t>
       </w:r>
     </w:p>
     <w:p>
       <w:r>
-        <w:t>mise � pied disciplinaire dont la dur�e maximale doit figurer dans le r�glement int�rieur, cass.soc. 7 janv.2015 (�</w:t>
+        <w:rPr>
+          <w:b w:val="0"/>
+          <w:color w:val="000000"/>
+          <w:sz w:val="22"/>
+        </w:rPr>
+        <w:t>mise e pied disciplinaire dont la duree maximale doit figurer dans le reglement interieur, cass.soc. 7 janv.2015 (e</w:t>
       </w:r>
     </w:p>
     <w:p>
       <w:r>
-        <w:t>distinguer de la mise � pied conservatoire), la mutation la r�trogradation, le licenciement.</w:t>
+        <w:rPr>
+          <w:b w:val="0"/>
+          <w:color w:val="000000"/>
+          <w:sz w:val="22"/>
+        </w:rPr>
+        <w:t>distinguer de la mise e pied conservatoire), la mutation la retrogradation, le licenciement.</w:t>
       </w:r>
     </w:p>
     <w:p>
       <w:r>
-        <w:t>� noter, enfin, que sont interdites les amendes et autres sanctions p�cuniaires (L 1331-2 C. trav.). Il s�agit d�une inter-</w:t>
+        <w:rPr>
+          <w:b w:val="0"/>
+          <w:color w:val="000000"/>
+          <w:sz w:val="22"/>
+        </w:rPr>
+        <w:t>e noter, enfin, que sont interdites les amendes et autres sanctions pecuniaires (L 1331-2 C. trav.). Il s'agit d'une inter-</w:t>
       </w:r>
     </w:p>
     <w:p>
       <w:r>
-        <w:t>diction g�n�rale privant d�effet toute forme de retenue p�cuniaire notamment sur le salaire en raison d�une faute</w:t>
+        <w:rPr>
+          <w:b w:val="0"/>
+          <w:color w:val="000000"/>
+          <w:sz w:val="22"/>
+        </w:rPr>
+        <w:t>diction gen'rale privant d'effet toute forme de retenue pecuniaire notamment sur le salaire en raison d'une faute</w:t>
       </w:r>
     </w:p>
     <w:p>
       <w:r>
-        <w:t>commise par le salari�. Toute disposition contraire est r�put�e non �crite. De m�me, la Cour de cassation a pu assimiler</w:t>
+        <w:rPr>
+          <w:b w:val="0"/>
+          <w:color w:val="000000"/>
+          <w:sz w:val="22"/>
+        </w:rPr>
+        <w:t>commise par le salarie. Toute disposition contraire est reputee non ecrite. De m'me, la Cour de cassation a pu assimiler</w:t>
       </w:r>
     </w:p>
     <w:p>
       <w:r>
-        <w:t>� une sanction p�cuniaire le non-versement d�une prime de � non accident �.</w:t>
+        <w:rPr>
+          <w:b w:val="0"/>
+          <w:color w:val="000000"/>
+          <w:sz w:val="22"/>
+        </w:rPr>
+        <w:t>e une sanction pecuniaire le non-versement d'une prime de e non accident e.</w:t>
       </w:r>
     </w:p>
     <w:p>
@@ -297,12 +545,22 @@
         <w:pStyle w:val="Heading2"/>
       </w:pPr>
       <w:r>
-        <w:t>PROC�DURE DISCIPLINAIRE II �</w:t>
+        <w:rPr>
+          <w:b/>
+          <w:color w:val="2F5496"/>
+          <w:sz w:val="24"/>
+        </w:rPr>
+        <w:t>PROCeDURE DISCIPLINAIRE II e</w:t>
       </w:r>
     </w:p>
     <w:p>
       <w:r>
-        <w:t>La proc�dure disciplinaire comprend l�ensemble des prescriptions de formes n�cessaires � la r�gularit� de la sanction.</w:t>
+        <w:rPr>
+          <w:b w:val="0"/>
+          <w:color w:val="000000"/>
+          <w:sz w:val="22"/>
+        </w:rPr>
+        <w:t>La procedure disciplinaire comprend l'ensemble des prescriptions de formes n'cessaires e la regularite de la sanction.</w:t>
       </w:r>
     </w:p>
     <w:p>
@@ -310,7 +568,12 @@
         <w:pStyle w:val="Heading2"/>
       </w:pPr>
       <w:r>
-        <w:t>LES PR�ALABLES A �</w:t>
+        <w:rPr>
+          <w:b/>
+          <w:color w:val="2F5496"/>
+          <w:sz w:val="24"/>
+        </w:rPr>
+        <w:t>LES PReALABLES A e</w:t>
       </w:r>
     </w:p>
     <w:p>
@@ -318,70 +581,134 @@
         <w:pStyle w:val="Heading2"/>
       </w:pPr>
       <w:r>
-        <w:t>LA FAUTE NE DOIT PAS �TRE PRESCRITE</w:t>
+        <w:rPr>
+          <w:b/>
+          <w:color w:val="2F5496"/>
+          <w:sz w:val="24"/>
+        </w:rPr>
+        <w:t>LA FAUTE NE DOIT PAS eTRE PRESCRITE</w:t>
       </w:r>
     </w:p>
     <w:p>
       <w:r>
+        <w:rPr>
+          <w:b w:val="0"/>
+          <w:color w:val="000000"/>
+          <w:sz w:val="22"/>
+        </w:rPr>
         <w:t>?</w:t>
       </w:r>
     </w:p>
     <w:p>
       <w:r>
-        <w:t>Cette r�gle r�sulte de l�article 1332-4 du code du travail. Ainsi la faute ne peut donner lieu � sanction que si les</w:t>
+        <w:rPr>
+          <w:b w:val="0"/>
+          <w:color w:val="000000"/>
+          <w:sz w:val="22"/>
+        </w:rPr>
+        <w:t>Cette regle resulte de l'article 1332-4 du code du travail. Ainsi la faute ne peut donner lieu e sanction que si les</w:t>
       </w:r>
     </w:p>
     <w:p>
       <w:r>
-        <w:t>poursuites disciplinaires sont engag�es dans le d�lai de 2 mois � compter du comportement fautif du salari�, ou, dans le</w:t>
+        <w:rPr>
+          <w:b w:val="0"/>
+          <w:color w:val="000000"/>
+          <w:sz w:val="22"/>
+        </w:rPr>
+        <w:t>poursuites disciplinaires sont engagees dans le d'lai de 2 mois e compter du comportement fautif du salarie, ou, dans le</w:t>
       </w:r>
     </w:p>
     <w:p>
       <w:r>
-        <w:t>m�me d�lai, du jour ou l�employeur en a eu connaissance � condition qu�il puisse apporter la preuve de cette</w:t>
+        <w:rPr>
+          <w:b w:val="0"/>
+          <w:color w:val="000000"/>
+          <w:sz w:val="22"/>
+        </w:rPr>
+        <w:t>m'me d'lai, du jour ou l'employeur en a eu connaissance e condition qu'il puisse apporter la preuve de cette</w:t>
       </w:r>
     </w:p>
     <w:p>
       <w:r>
-        <w:t>appr�ciation tardive. Tel est le cas lorsque l�employeur prend connaissance de la falsification de bulletin de paye par un</w:t>
+        <w:rPr>
+          <w:b w:val="0"/>
+          <w:color w:val="000000"/>
+          <w:sz w:val="22"/>
+        </w:rPr>
+        <w:t>appreciation tardive. Tel est le cas lorsque l'employeur prend connaissance de la falsification de bulletin de paye par un</w:t>
       </w:r>
     </w:p>
     <w:p>
       <w:r>
-        <w:t>salari� � l�occasion d�un contr�le URSSAF. Le d�lai de 2 mois commen�ant � courir � cette occasion (Cass. soc. 23 f�vrier</w:t>
+        <w:rPr>
+          <w:b w:val="0"/>
+          <w:color w:val="000000"/>
+          <w:sz w:val="22"/>
+        </w:rPr>
+        <w:t>salarie e l'occasion d'un contrele URSSAF. Le d'lai de 2 mois commeneant e courir e cette occasion (Cass. soc. 23 fevrier</w:t>
       </w:r>
     </w:p>
     <w:p>
       <w:r>
-        <w:t>2005. De m�me Cass. soc. 17 juin 2015). � noter que la qualit� d�employeur est �tendue au sup�rieur hi�rarchique du</w:t>
+        <w:rPr>
+          <w:b w:val="0"/>
+          <w:color w:val="000000"/>
+          <w:sz w:val="22"/>
+        </w:rPr>
+        <w:t>2005. De m'me Cass. soc. 17 juin 2015). e noter que la qualite d'employeur est etendue au superieur hierarchique du</w:t>
       </w:r>
     </w:p>
     <w:p>
       <w:r>
-        <w:t>salari� pour faire courir le d�lai de prescription (Cass. soc. 21 juin / 18 janvier 2023).</w:t>
+        <w:rPr>
+          <w:b w:val="0"/>
+          <w:color w:val="000000"/>
+          <w:sz w:val="22"/>
+        </w:rPr>
+        <w:t>salarie pour faire courir le d'lai de prescription (Cass. soc. 21 juin / 18 janvier 2023).</w:t>
       </w:r>
     </w:p>
     <w:p>
       <w:r>
+        <w:rPr>
+          <w:b w:val="0"/>
+          <w:color w:val="000000"/>
+          <w:sz w:val="22"/>
+        </w:rPr>
         <w:t>83</w:t>
       </w:r>
     </w:p>
     <w:p>
       <w:r>
-        <w:t>�ditions Corroy � 4 rue de Villars, 42000 Saint-�tienne � 04 77 79 92 46 � infos@editions-corroy.fr</w:t>
+        <w:rPr>
+          <w:b w:val="0"/>
+          <w:color w:val="000000"/>
+          <w:sz w:val="22"/>
+        </w:rPr>
+        <w:t>editions Corroy e 4 rue de Villars, 42000 Saint-etienne e 04 77 79 92 46 e infos@editions-corroy.fr</w:t>
       </w:r>
     </w:p>
     <w:p>
       <w:r>
-        <w:t>UE 3 � Fiche 19</w:t>
+        <w:rPr>
+          <w:b w:val="0"/>
+          <w:color w:val="000000"/>
+          <w:sz w:val="22"/>
+        </w:rPr>
+        <w:t>UE 3 e Fiche 19</w:t>
       </w:r>
     </w:p>
     <w:p>
       <w:r>
+        <w:rPr>
+          <w:b w:val="0"/>
+          <w:color w:val="000000"/>
+          <w:sz w:val="22"/>
+        </w:rPr>
         <w:t>DCGUE3F.qxp_DCGUE3F 24/07/2025 10:26 Page 83</w:t>
       </w:r>
     </w:p>
-    <w:p/>
     <w:p/>
     <w:sectPr>
       <w:pgSz w:w="12240" w:h="15840"/>

--- a/droit social dcg/19- droit disciplinaire.docx
+++ b/droit social dcg/19- droit disciplinaire.docx
@@ -27,7 +27,7 @@
           <w:color w:val="2F5496"/>
           <w:sz w:val="24"/>
         </w:rPr>
-        <w:t>L'EXERCICE DU POUVOIR DISCIPLINAIRE I e</w:t>
+        <w:t>L'EXERCICE DU POUVOIR DISCIPLINAIRE I •</w:t>
       </w:r>
     </w:p>
     <w:p>
@@ -37,7 +37,7 @@
           <w:color w:val="000000"/>
           <w:sz w:val="22"/>
         </w:rPr>
-        <w:t>Le pouvoir disciplinaire est une prerogative de l'employeur lui permettant de sanctionner les comportements qu'il juge</w:t>
+        <w:t>Le pouvoir disciplinaire est une prérogative de l'employeur lui permettant de sanctionner les comportements qu'il juge</w:t>
       </w:r>
     </w:p>
     <w:p>
@@ -47,7 +47,7 @@
           <w:color w:val="000000"/>
           <w:sz w:val="22"/>
         </w:rPr>
-        <w:t>fautifs des salaries. L'exercice du pouvoir disciplinaire repose sur l'existence d'une faute justifiant l'application d'une</w:t>
+        <w:t>fautifs des salariés. L'exercice du pouvoir disciplinaire repose sur l'existence d'une faute justifiant l'application d'une</w:t>
       </w:r>
     </w:p>
     <w:p>
@@ -57,7 +57,7 @@
           <w:color w:val="000000"/>
           <w:sz w:val="22"/>
         </w:rPr>
-        <w:t>sanction selon une procedure strictement d'finie par la loi.</w:t>
+        <w:t>sanction selon une procédure strictement définie par la loi.</w:t>
       </w:r>
     </w:p>
     <w:p>
@@ -70,7 +70,7 @@
           <w:color w:val="2F5496"/>
           <w:sz w:val="24"/>
         </w:rPr>
-        <w:t>D'FINITION DE LA FAUTE A e</w:t>
+        <w:t>DÉFINITION DE LA FAUTE A •</w:t>
       </w:r>
     </w:p>
     <w:p>
@@ -103,7 +103,7 @@
           <w:color w:val="000000"/>
           <w:sz w:val="22"/>
         </w:rPr>
-        <w:t>En l'absence de d'finition juridique l'gale, la faute peut etre d'finie comme une violation injustifiee des obligations</w:t>
+        <w:t>En l'absence de définition juridique légale, la faute peut être définie comme une violation injustifiée des obligations</w:t>
       </w:r>
     </w:p>
     <w:p>
@@ -113,7 +113,7 @@
           <w:color w:val="000000"/>
           <w:sz w:val="22"/>
         </w:rPr>
-        <w:t>professionnelles du salarie. Elle comprend la faute disciplinaire et la faute professionnelle.</w:t>
+        <w:t>professionnelles du salarié. Elle comprend la faute disciplinaire et la faute professionnelle.</w:t>
       </w:r>
     </w:p>
     <w:p>
@@ -123,7 +123,7 @@
           <w:color w:val="000000"/>
           <w:sz w:val="22"/>
         </w:rPr>
-        <w:t>la premiere consiste en une violation d'liberee des obligations professionnelles (manquement aux regles de disci--</w:t>
+        <w:t>la première consiste en une violation délibérée des obligations professionnelles (manquement aux règles de disci--</w:t>
       </w:r>
     </w:p>
     <w:p>
@@ -133,7 +133,7 @@
           <w:color w:val="000000"/>
           <w:sz w:val="22"/>
         </w:rPr>
-        <w:t>pline fixees dans le reglement interieur, insubordination) ;</w:t>
+        <w:t>pline fixées dans le règlement intérieur, insubordination) ;</w:t>
       </w:r>
     </w:p>
     <w:p>
@@ -146,7 +146,7 @@
           <w:color w:val="000000"/>
           <w:sz w:val="22"/>
         </w:rPr>
-        <w:t>la seconde doit etre envisagee comme une n'gligence dans l'execution de la prestation de travail.</w:t>
+        <w:t>la seconde doit être envisagée comme une négligence dans l'exécution de la prestation de travail.</w:t>
       </w:r>
     </w:p>
     <w:p>
@@ -179,7 +179,7 @@
           <w:color w:val="7030A0"/>
           <w:sz w:val="22"/>
         </w:rPr>
-        <w:t>La faute relevee doit etre imputable au seul salarie mis en cause et ne saurait etre le fait d'une autre personne. Ainsi la</w:t>
+        <w:t>La faute relevée doit être imputable au seul salarié mis en cause et ne saurait être le fait d'une autre personne. Ainsi la</w:t>
       </w:r>
     </w:p>
     <w:p>
@@ -189,7 +189,7 @@
           <w:color w:val="7030A0"/>
           <w:sz w:val="22"/>
         </w:rPr>
-        <w:t>Cour de cassation a pu valablement casser la d'cision de la cour d'appel de Versailles retenant la qualification de faute</w:t>
+        <w:t>Cour de cassation a pu valablement casser la décision de la cour d'appel de Versailles retenant la qualification de faute</w:t>
       </w:r>
     </w:p>
     <w:p>
@@ -199,7 +199,7 @@
           <w:color w:val="7030A0"/>
           <w:sz w:val="22"/>
         </w:rPr>
-        <w:t>grave pour des injures proferees par la s'ur de la salariee (Cass. soc. 21 mars 2000).</w:t>
+        <w:t>grave pour des injures proférées par la s'ur de la salariée (Cass. soc. 21 mars 2000).</w:t>
       </w:r>
     </w:p>
     <w:p>
@@ -209,7 +209,7 @@
           <w:color w:val="7030A0"/>
           <w:sz w:val="22"/>
         </w:rPr>
-        <w:t>Ne sont pas non plus constitutifs d'une faute les comportements relevant de l'exercice l'gitime d'un droit. Il en est ainsi</w:t>
+        <w:t>Ne sont pas non plus constitutifs d'une faute les comportements relevant de l'exercice légitime d'un droit. Il en est ainsi</w:t>
       </w:r>
     </w:p>
     <w:p>
@@ -219,7 +219,7 @@
           <w:color w:val="7030A0"/>
           <w:sz w:val="22"/>
         </w:rPr>
-        <w:t>lorsque le salarie fait usage de son droit de retrait (L4131-1 C. trav.), du droit syndical (L1132-1 C. trav.), du droit de greve</w:t>
+        <w:t>lorsque le salarié fait usage de son droit de retrait (L4131-1 C. trav.), du droit syndical (L1132-1 C. trav.), du droit de grave</w:t>
       </w:r>
     </w:p>
     <w:p>
@@ -229,7 +229,7 @@
           <w:color w:val="7030A0"/>
           <w:sz w:val="22"/>
         </w:rPr>
-        <w:t>(L1132-2 C. trav.) ou de sa liberte d'expression e condition pour celle-ci qu'il s'abstienne de termes injurieux, m'prisant</w:t>
+        <w:t>(L1132-2 C. trav.) ou de sa liberté d'expression à condition pour celle-ci qu'il s'abstienne de termes injurieux, méprisant</w:t>
       </w:r>
     </w:p>
     <w:p>
@@ -239,7 +239,7 @@
           <w:color w:val="7030A0"/>
           <w:sz w:val="22"/>
         </w:rPr>
-        <w:t>ou mensongers. e cet egard, une lettre d'un salarie dans laquelle il repond aux accusations de sa direction ne peut etre</w:t>
+        <w:t>ou mensongers. à cet égard, une lettre d'un salarié dans laquelle il répond aux accusations de sa direction ne peut être</w:t>
       </w:r>
     </w:p>
     <w:p>
@@ -249,7 +249,7 @@
           <w:color w:val="7030A0"/>
           <w:sz w:val="22"/>
         </w:rPr>
-        <w:t>constitutive d'une faute grave dans la mesure oe e les critiques du salarie ne presentent pas de caractere excessif et sont</w:t>
+        <w:t>constitutive d'une faute grave dans la mesure où à les critiques du salarié ne présentent pas de caractère excessif et sont</w:t>
       </w:r>
     </w:p>
     <w:p>
@@ -259,7 +259,7 @@
           <w:color w:val="7030A0"/>
           <w:sz w:val="22"/>
         </w:rPr>
-        <w:t>e la mesure de l'emotion suscitee par la mise en cause publique de ses competences et de sa conscience professionnelle e</w:t>
+        <w:t>à la mesure de l'émotion suscitée par la mise en cause publique de ses compétences et de sa conscience professionnelle à</w:t>
       </w:r>
     </w:p>
     <w:p>
@@ -282,7 +282,7 @@
           <w:color w:val="2F5496"/>
           <w:sz w:val="24"/>
         </w:rPr>
-        <w:t>LA SANCTION DISCIPLINAIRE B e</w:t>
+        <w:t>LA SANCTION DISCIPLINAIRE B •</w:t>
       </w:r>
     </w:p>
     <w:p>
@@ -295,7 +295,7 @@
           <w:color w:val="2F5496"/>
           <w:sz w:val="24"/>
         </w:rPr>
-        <w:t>D'FINITION</w:t>
+        <w:t>DÉFINITION</w:t>
       </w:r>
     </w:p>
     <w:p>
@@ -315,7 +315,7 @@
           <w:color w:val="000000"/>
           <w:sz w:val="22"/>
         </w:rPr>
-        <w:t>L'article L 1331-1 C. trav. dispose : e Constitue une sanction disciplinaire toute mesure, autre que les observations</w:t>
+        <w:t>L'article L 1331-1 C. trav. dispose : à Constitue une sanction disciplinaire toute mesure, autre que les observations</w:t>
       </w:r>
     </w:p>
     <w:p>
@@ -325,7 +325,7 @@
           <w:color w:val="000000"/>
           <w:sz w:val="22"/>
         </w:rPr>
-        <w:t>verbales, prise par l'employeur e la suite d'un agissement du salarie considere par lui comme fautif, que cette mesure soit</w:t>
+        <w:t>verbales, prise par l'employeur à la suite d'un agissement du salarié considéré par lui comme fautif, que cette mesure soit</w:t>
       </w:r>
     </w:p>
     <w:p>
@@ -335,7 +335,7 @@
           <w:color w:val="000000"/>
           <w:sz w:val="22"/>
         </w:rPr>
-        <w:t>de nature e affecter immediatement ou non la presence du salarie dans l'entreprise, sa fonction, sa carriere ou sa</w:t>
+        <w:t>de nature à affecter immédiatement ou non la présence du salarié dans l'entreprise, sa fonction, sa carrière ou sa</w:t>
       </w:r>
     </w:p>
     <w:p>
@@ -345,7 +345,7 @@
           <w:color w:val="000000"/>
           <w:sz w:val="22"/>
         </w:rPr>
-        <w:t>remuneration e.</w:t>
+        <w:t>rémunération à.</w:t>
       </w:r>
     </w:p>
     <w:p>
@@ -355,7 +355,7 @@
           <w:color w:val="000000"/>
           <w:sz w:val="22"/>
         </w:rPr>
-        <w:t>Cette disposition permet de distinguer ce qui releve de la sanction disciplinaire (et qui devra suivre la procedure l'gale)</w:t>
+        <w:t>Cette disposition permet de distinguer ce qui relève de la sanction disciplinaire (et qui devra suivre la procédure légale)</w:t>
       </w:r>
     </w:p>
     <w:p>
@@ -365,7 +365,7 @@
           <w:color w:val="000000"/>
           <w:sz w:val="22"/>
         </w:rPr>
-        <w:t>de ce qui echappe e son champ d'application.</w:t>
+        <w:t>de ce qui échappe à son champ d'application.</w:t>
       </w:r>
     </w:p>
     <w:p>
@@ -411,7 +411,7 @@
           <w:color w:val="000000"/>
           <w:sz w:val="22"/>
         </w:rPr>
-        <w:t>si elles ont un caractere verbal. (Remarques de l'employeur sur le comportement du salarie) ;</w:t>
+        <w:t>si elles ont un caractère verbal. (Remarques de l'employeur sur le comportement du salarié) ;</w:t>
       </w:r>
     </w:p>
     <w:p>
@@ -424,7 +424,7 @@
           <w:color w:val="000000"/>
           <w:sz w:val="22"/>
         </w:rPr>
-        <w:t>si elles n'ont aucune incidence sur la presence du salarie dans l'entreprise, sa remuneration, sa carriere, sa fonction</w:t>
+        <w:t>si elles n'ont aucune incidence sur la présence du salarié dans l'entreprise, sa rémunération, sa carrière, sa fonction</w:t>
       </w:r>
     </w:p>
     <w:p>
@@ -434,7 +434,7 @@
           <w:color w:val="000000"/>
           <w:sz w:val="22"/>
         </w:rPr>
-        <w:t>(mise au chemage partiel, lettre de mise au point, mise e pied conservatoiree).</w:t>
+        <w:t>(mise au chômage partiel, lettre de mise au point, mise à pied conservatoireé).</w:t>
       </w:r>
     </w:p>
     <w:p>
@@ -467,7 +467,7 @@
           <w:color w:val="000000"/>
           <w:sz w:val="22"/>
         </w:rPr>
-        <w:t>Quant aux sanctions elles-m'mes, c'est au reglement interieur qu'il revient d'en preciser la nature et la hierarchie en</w:t>
+        <w:t>Quant aux sanctions elles-mêmes, c'est au règlement intérieur qu'il revient d'en préciser la nature et la hiérarchie en</w:t>
       </w:r>
     </w:p>
     <w:p>
@@ -477,7 +477,7 @@
           <w:color w:val="000000"/>
           <w:sz w:val="22"/>
         </w:rPr>
-        <w:t>l'absence de precisions l'gales. e titre indicatif les principales sanctions classiques sont : l'avertissement, le bleme, la</w:t>
+        <w:t>l'absence de précisions légales. à titre indicatif les principales sanctions classiques sont : l'avertissement, le blâme, la</w:t>
       </w:r>
     </w:p>
     <w:p>
@@ -487,7 +487,7 @@
           <w:color w:val="000000"/>
           <w:sz w:val="22"/>
         </w:rPr>
-        <w:t>mise e pied disciplinaire dont la duree maximale doit figurer dans le reglement interieur, cass.soc. 7 janv.2015 (e</w:t>
+        <w:t>mise à pied disciplinaire dont la durée maximale doit figurer dans le règlement intérieur, cass.soc. 7 janv.2015 (à</w:t>
       </w:r>
     </w:p>
     <w:p>
@@ -497,7 +497,7 @@
           <w:color w:val="000000"/>
           <w:sz w:val="22"/>
         </w:rPr>
-        <w:t>distinguer de la mise e pied conservatoire), la mutation la retrogradation, le licenciement.</w:t>
+        <w:t>distinguer de la mise à pied conservatoire), la mutation la rétrogradation, le licenciement.</w:t>
       </w:r>
     </w:p>
     <w:p>
@@ -507,7 +507,7 @@
           <w:color w:val="000000"/>
           <w:sz w:val="22"/>
         </w:rPr>
-        <w:t>e noter, enfin, que sont interdites les amendes et autres sanctions pecuniaires (L 1331-2 C. trav.). Il s'agit d'une inter-</w:t>
+        <w:t>à noter, enfin, que sont interdites les amendes et autres sanctions pécuniaires (L 1331-2 C. trav.). Il s'agit d'une inter-</w:t>
       </w:r>
     </w:p>
     <w:p>
@@ -517,7 +517,7 @@
           <w:color w:val="000000"/>
           <w:sz w:val="22"/>
         </w:rPr>
-        <w:t>diction gen'rale privant d'effet toute forme de retenue pecuniaire notamment sur le salaire en raison d'une faute</w:t>
+        <w:t>diction générale privant d'effet toute forme de retenue pécuniaire notamment sur le salaire en raison d'une faute</w:t>
       </w:r>
     </w:p>
     <w:p>
@@ -527,7 +527,7 @@
           <w:color w:val="000000"/>
           <w:sz w:val="22"/>
         </w:rPr>
-        <w:t>commise par le salarie. Toute disposition contraire est reputee non ecrite. De m'me, la Cour de cassation a pu assimiler</w:t>
+        <w:t>commise par le salarié. Toute disposition contraire est réputée non écrite. De même, la Cour de cassation a pu assimiler</w:t>
       </w:r>
     </w:p>
     <w:p>
@@ -537,7 +537,7 @@
           <w:color w:val="000000"/>
           <w:sz w:val="22"/>
         </w:rPr>
-        <w:t>e une sanction pecuniaire le non-versement d'une prime de e non accident e.</w:t>
+        <w:t>à une sanction pécuniaire le non-versement d'une prime de à non accident à.</w:t>
       </w:r>
     </w:p>
     <w:p>
@@ -550,7 +550,7 @@
           <w:color w:val="2F5496"/>
           <w:sz w:val="24"/>
         </w:rPr>
-        <w:t>PROCeDURE DISCIPLINAIRE II e</w:t>
+        <w:t>PROCÉDURE DISCIPLINAIRE II •</w:t>
       </w:r>
     </w:p>
     <w:p>
@@ -560,7 +560,7 @@
           <w:color w:val="000000"/>
           <w:sz w:val="22"/>
         </w:rPr>
-        <w:t>La procedure disciplinaire comprend l'ensemble des prescriptions de formes n'cessaires e la regularite de la sanction.</w:t>
+        <w:t>La procédure disciplinaire comprend l'ensemble des prescriptions de formes nécessaires à la régularité de la sanction.</w:t>
       </w:r>
     </w:p>
     <w:p>
@@ -573,7 +573,7 @@
           <w:color w:val="2F5496"/>
           <w:sz w:val="24"/>
         </w:rPr>
-        <w:t>LES PReALABLES A e</w:t>
+        <w:t>LES PRÉALABLES A •</w:t>
       </w:r>
     </w:p>
     <w:p>
@@ -586,7 +586,7 @@
           <w:color w:val="2F5496"/>
           <w:sz w:val="24"/>
         </w:rPr>
-        <w:t>LA FAUTE NE DOIT PAS eTRE PRESCRITE</w:t>
+        <w:t>LA FAUTE NE DOIT PAS ÊTRE PRESCRITE</w:t>
       </w:r>
     </w:p>
     <w:p>
@@ -606,7 +606,7 @@
           <w:color w:val="000000"/>
           <w:sz w:val="22"/>
         </w:rPr>
-        <w:t>Cette regle resulte de l'article 1332-4 du code du travail. Ainsi la faute ne peut donner lieu e sanction que si les</w:t>
+        <w:t>Cette règle résulte de l'article 1332-4 du code du travail. Ainsi la faute ne peut donner lieu à sanction que si les</w:t>
       </w:r>
     </w:p>
     <w:p>
@@ -616,7 +616,7 @@
           <w:color w:val="000000"/>
           <w:sz w:val="22"/>
         </w:rPr>
-        <w:t>poursuites disciplinaires sont engagees dans le d'lai de 2 mois e compter du comportement fautif du salarie, ou, dans le</w:t>
+        <w:t>poursuites disciplinaires sont engagées dans le délai de 2 mois à compter du comportement fautif du salarié, ou, dans le</w:t>
       </w:r>
     </w:p>
     <w:p>
@@ -626,7 +626,7 @@
           <w:color w:val="000000"/>
           <w:sz w:val="22"/>
         </w:rPr>
-        <w:t>m'me d'lai, du jour ou l'employeur en a eu connaissance e condition qu'il puisse apporter la preuve de cette</w:t>
+        <w:t>même délai, du jour ou l'employeur en a eu connaissance à condition qu'il puisse apporter la preuve de cette</w:t>
       </w:r>
     </w:p>
     <w:p>
@@ -636,7 +636,7 @@
           <w:color w:val="000000"/>
           <w:sz w:val="22"/>
         </w:rPr>
-        <w:t>appreciation tardive. Tel est le cas lorsque l'employeur prend connaissance de la falsification de bulletin de paye par un</w:t>
+        <w:t>appréciation tardive. Tel est le cas lorsque l'employeur prend connaissance de la falsification de bulletin de paye par un</w:t>
       </w:r>
     </w:p>
     <w:p>
@@ -646,7 +646,7 @@
           <w:color w:val="000000"/>
           <w:sz w:val="22"/>
         </w:rPr>
-        <w:t>salarie e l'occasion d'un contrele URSSAF. Le d'lai de 2 mois commeneant e courir e cette occasion (Cass. soc. 23 fevrier</w:t>
+        <w:t>salarié à l'occasion d'un contrôle URSSAF. Le délai de 2 mois commençant à courir à cette occasion (Cass. soc. 23 février</w:t>
       </w:r>
     </w:p>
     <w:p>
@@ -656,7 +656,7 @@
           <w:color w:val="000000"/>
           <w:sz w:val="22"/>
         </w:rPr>
-        <w:t>2005. De m'me Cass. soc. 17 juin 2015). e noter que la qualite d'employeur est etendue au superieur hierarchique du</w:t>
+        <w:t>2005. De même Cass. soc. 17 juin 2015). à noter que la qualité d'employeur est étendue au supérieur hiérarchique du</w:t>
       </w:r>
     </w:p>
     <w:p>
@@ -666,7 +666,7 @@
           <w:color w:val="000000"/>
           <w:sz w:val="22"/>
         </w:rPr>
-        <w:t>salarie pour faire courir le d'lai de prescription (Cass. soc. 21 juin / 18 janvier 2023).</w:t>
+        <w:t>salarié pour faire courir le délai de prescription (Cass. soc. 21 juin / 18 janvier 2023).</w:t>
       </w:r>
     </w:p>
     <w:p>
@@ -686,7 +686,7 @@
           <w:color w:val="000000"/>
           <w:sz w:val="22"/>
         </w:rPr>
-        <w:t>editions Corroy e 4 rue de Villars, 42000 Saint-etienne e 04 77 79 92 46 e infos@editions-corroy.fr</w:t>
+        <w:t>éditions Corroy à 4 rue de Villars, 42000 Saint-etienne à 04 77 79 92 46 à infos@editions-corroy.fr</w:t>
       </w:r>
     </w:p>
     <w:p>
@@ -696,7 +696,7 @@
           <w:color w:val="000000"/>
           <w:sz w:val="22"/>
         </w:rPr>
-        <w:t>UE 3 e Fiche 19</w:t>
+        <w:t>UE 3 à Fiche 19</w:t>
       </w:r>
     </w:p>
     <w:p>
@@ -709,6 +709,7 @@
         <w:t>DCGUE3F.qxp_DCGUE3F 24/07/2025 10:26 Page 83</w:t>
       </w:r>
     </w:p>
+    <w:p/>
     <w:p/>
     <w:sectPr>
       <w:pgSz w:w="12240" w:h="15840"/>

--- a/droit social dcg/19- droit disciplinaire.docx
+++ b/droit social dcg/19- droit disciplinaire.docx
@@ -27,7 +27,7 @@
           <w:color w:val="2F5496"/>
           <w:sz w:val="24"/>
         </w:rPr>
-        <w:t>L'EXERCICE DU POUVOIR DISCIPLINAIRE I •</w:t>
+        <w:t>I • L'EXERCICE DU POUVOIR DISCIPLINAIRE</w:t>
       </w:r>
     </w:p>
     <w:p>
@@ -54,7 +54,7 @@
       <w:r>
         <w:rPr>
           <w:b w:val="0"/>
-          <w:color w:val="000000"/>
+          <w:color w:val="BF5700"/>
           <w:sz w:val="22"/>
         </w:rPr>
         <w:t>sanction selon une procédure strictement définie par la loi.</w:t>
@@ -67,10 +67,10 @@
       <w:r>
         <w:rPr>
           <w:b/>
-          <w:color w:val="2F5496"/>
+          <w:color w:val="00703C"/>
           <w:sz w:val="24"/>
         </w:rPr>
-        <w:t>DÉFINITION DE LA FAUTE A •</w:t>
+        <w:t>A • DÉFINITION DE LA FAUTE</w:t>
       </w:r>
     </w:p>
     <w:p>
@@ -80,7 +80,7 @@
       <w:r>
         <w:rPr>
           <w:b/>
-          <w:color w:val="2F5496"/>
+          <w:color w:val="00703C"/>
           <w:sz w:val="24"/>
         </w:rPr>
         <w:t>NOTION</w:t>
@@ -90,7 +90,7 @@
       <w:r>
         <w:rPr>
           <w:b w:val="0"/>
-          <w:color w:val="000000"/>
+          <w:color w:val="00703C"/>
           <w:sz w:val="22"/>
         </w:rPr>
         <w:t>?</w:t>
@@ -100,7 +100,7 @@
       <w:r>
         <w:rPr>
           <w:b w:val="0"/>
-          <w:color w:val="000000"/>
+          <w:color w:val="BF5700"/>
           <w:sz w:val="22"/>
         </w:rPr>
         <w:t>En l'absence de définition juridique légale, la faute peut être définie comme une violation injustifiée des obligations</w:t>
@@ -110,7 +110,7 @@
       <w:r>
         <w:rPr>
           <w:b w:val="0"/>
-          <w:color w:val="000000"/>
+          <w:color w:val="00703C"/>
           <w:sz w:val="22"/>
         </w:rPr>
         <w:t>professionnelles du salarié. Elle comprend la faute disciplinaire et la faute professionnelle.</w:t>
@@ -120,7 +120,7 @@
       <w:r>
         <w:rPr>
           <w:b w:val="0"/>
-          <w:color w:val="000000"/>
+          <w:color w:val="BF5700"/>
           <w:sz w:val="22"/>
         </w:rPr>
         <w:t>la première consiste en une violation délibérée des obligations professionnelles (manquement aux règles de disci--</w:t>
@@ -130,7 +130,7 @@
       <w:r>
         <w:rPr>
           <w:b w:val="0"/>
-          <w:color w:val="000000"/>
+          <w:color w:val="00703C"/>
           <w:sz w:val="22"/>
         </w:rPr>
         <w:t>pline fixées dans le règlement intérieur, insubordination) ;</w:t>
@@ -143,7 +143,7 @@
       <w:r>
         <w:rPr>
           <w:b w:val="0"/>
-          <w:color w:val="000000"/>
+          <w:color w:val="BF5700"/>
           <w:sz w:val="22"/>
         </w:rPr>
         <w:t>la seconde doit être envisagée comme une négligence dans l'exécution de la prestation de travail.</w:t>
@@ -156,7 +156,7 @@
       <w:r>
         <w:rPr>
           <w:b/>
-          <w:color w:val="7030A0"/>
+          <w:color w:val="BF5700"/>
           <w:sz w:val="24"/>
         </w:rPr>
         <w:t>CONDITIONS</w:t>
@@ -166,7 +166,7 @@
       <w:r>
         <w:rPr>
           <w:b w:val="0"/>
-          <w:color w:val="7030A0"/>
+          <w:color w:val="BF5700"/>
           <w:sz w:val="22"/>
         </w:rPr>
         <w:t>?</w:t>
@@ -176,7 +176,7 @@
       <w:r>
         <w:rPr>
           <w:b w:val="0"/>
-          <w:color w:val="7030A0"/>
+          <w:color w:val="BF5700"/>
           <w:sz w:val="22"/>
         </w:rPr>
         <w:t>La faute relevée doit être imputable au seul salarié mis en cause et ne saurait être le fait d'une autre personne. Ainsi la</w:t>
@@ -186,7 +186,7 @@
       <w:r>
         <w:rPr>
           <w:b w:val="0"/>
-          <w:color w:val="7030A0"/>
+          <w:color w:val="BF5700"/>
           <w:sz w:val="22"/>
         </w:rPr>
         <w:t>Cour de cassation a pu valablement casser la décision de la cour d'appel de Versailles retenant la qualification de faute</w:t>
@@ -196,7 +196,7 @@
       <w:r>
         <w:rPr>
           <w:b w:val="0"/>
-          <w:color w:val="7030A0"/>
+          <w:color w:val="BF5700"/>
           <w:sz w:val="22"/>
         </w:rPr>
         <w:t>grave pour des injures proférées par la s'ur de la salariée (Cass. soc. 21 mars 2000).</w:t>
@@ -206,7 +206,7 @@
       <w:r>
         <w:rPr>
           <w:b w:val="0"/>
-          <w:color w:val="7030A0"/>
+          <w:color w:val="BF5700"/>
           <w:sz w:val="22"/>
         </w:rPr>
         <w:t>Ne sont pas non plus constitutifs d'une faute les comportements relevant de l'exercice légitime d'un droit. Il en est ainsi</w:t>
@@ -216,7 +216,7 @@
       <w:r>
         <w:rPr>
           <w:b w:val="0"/>
-          <w:color w:val="7030A0"/>
+          <w:color w:val="BF5700"/>
           <w:sz w:val="22"/>
         </w:rPr>
         <w:t>lorsque le salarié fait usage de son droit de retrait (L4131-1 C. trav.), du droit syndical (L1132-1 C. trav.), du droit de grave</w:t>
@@ -226,7 +226,7 @@
       <w:r>
         <w:rPr>
           <w:b w:val="0"/>
-          <w:color w:val="7030A0"/>
+          <w:color w:val="BF5700"/>
           <w:sz w:val="22"/>
         </w:rPr>
         <w:t>(L1132-2 C. trav.) ou de sa liberté d'expression à condition pour celle-ci qu'il s'abstienne de termes injurieux, méprisant</w:t>
@@ -236,7 +236,7 @@
       <w:r>
         <w:rPr>
           <w:b w:val="0"/>
-          <w:color w:val="7030A0"/>
+          <w:color w:val="BF5700"/>
           <w:sz w:val="22"/>
         </w:rPr>
         <w:t>ou mensongers. à cet égard, une lettre d'un salarié dans laquelle il répond aux accusations de sa direction ne peut être</w:t>
@@ -246,7 +246,7 @@
       <w:r>
         <w:rPr>
           <w:b w:val="0"/>
-          <w:color w:val="7030A0"/>
+          <w:color w:val="00703C"/>
           <w:sz w:val="22"/>
         </w:rPr>
         <w:t>constitutive d'une faute grave dans la mesure où à les critiques du salarié ne présentent pas de caractère excessif et sont</w:t>
@@ -256,7 +256,7 @@
       <w:r>
         <w:rPr>
           <w:b w:val="0"/>
-          <w:color w:val="7030A0"/>
+          <w:color w:val="BF5700"/>
           <w:sz w:val="22"/>
         </w:rPr>
         <w:t>à la mesure de l'émotion suscitée par la mise en cause publique de ses compétences et de sa conscience professionnelle à</w:t>
@@ -266,7 +266,7 @@
       <w:r>
         <w:rPr>
           <w:b w:val="0"/>
-          <w:color w:val="7030A0"/>
+          <w:color w:val="BF5700"/>
           <w:sz w:val="22"/>
         </w:rPr>
         <w:t>Cass. soc.22 juin 2004).</w:t>
@@ -282,7 +282,7 @@
           <w:color w:val="2F5496"/>
           <w:sz w:val="24"/>
         </w:rPr>
-        <w:t>LA SANCTION DISCIPLINAIRE B •</w:t>
+        <w:t>B • LA SANCTION DISCIPLINAIRE</w:t>
       </w:r>
     </w:p>
     <w:p>
@@ -292,7 +292,7 @@
       <w:r>
         <w:rPr>
           <w:b/>
-          <w:color w:val="2F5496"/>
+          <w:color w:val="00703C"/>
           <w:sz w:val="24"/>
         </w:rPr>
         <w:t>DÉFINITION</w:t>
@@ -302,7 +302,7 @@
       <w:r>
         <w:rPr>
           <w:b w:val="0"/>
-          <w:color w:val="000000"/>
+          <w:color w:val="00703C"/>
           <w:sz w:val="22"/>
         </w:rPr>
         <w:t>?</w:t>
@@ -312,7 +312,7 @@
       <w:r>
         <w:rPr>
           <w:b w:val="0"/>
-          <w:color w:val="000000"/>
+          <w:color w:val="00703C"/>
           <w:sz w:val="22"/>
         </w:rPr>
         <w:t>L'article L 1331-1 C. trav. dispose : à Constitue une sanction disciplinaire toute mesure, autre que les observations</w:t>
@@ -322,7 +322,7 @@
       <w:r>
         <w:rPr>
           <w:b w:val="0"/>
-          <w:color w:val="000000"/>
+          <w:color w:val="00703C"/>
           <w:sz w:val="22"/>
         </w:rPr>
         <w:t>verbales, prise par l'employeur à la suite d'un agissement du salarié considéré par lui comme fautif, que cette mesure soit</w:t>
@@ -332,7 +332,7 @@
       <w:r>
         <w:rPr>
           <w:b w:val="0"/>
-          <w:color w:val="000000"/>
+          <w:color w:val="00703C"/>
           <w:sz w:val="22"/>
         </w:rPr>
         <w:t>de nature à affecter immédiatement ou non la présence du salarié dans l'entreprise, sa fonction, sa carrière ou sa</w:t>
@@ -342,7 +342,7 @@
       <w:r>
         <w:rPr>
           <w:b w:val="0"/>
-          <w:color w:val="000000"/>
+          <w:color w:val="00703C"/>
           <w:sz w:val="22"/>
         </w:rPr>
         <w:t>rémunération à.</w:t>
@@ -352,7 +352,7 @@
       <w:r>
         <w:rPr>
           <w:b w:val="0"/>
-          <w:color w:val="000000"/>
+          <w:color w:val="BF5700"/>
           <w:sz w:val="22"/>
         </w:rPr>
         <w:t>Cette disposition permet de distinguer ce qui relève de la sanction disciplinaire (et qui devra suivre la procédure légale)</w:t>
@@ -362,7 +362,7 @@
       <w:r>
         <w:rPr>
           <w:b w:val="0"/>
-          <w:color w:val="000000"/>
+          <w:color w:val="00703C"/>
           <w:sz w:val="22"/>
         </w:rPr>
         <w:t>de ce qui échappe à son champ d'application.</w:t>
@@ -408,7 +408,7 @@
       <w:r>
         <w:rPr>
           <w:b w:val="0"/>
-          <w:color w:val="000000"/>
+          <w:color w:val="00703C"/>
           <w:sz w:val="22"/>
         </w:rPr>
         <w:t>si elles ont un caractère verbal. (Remarques de l'employeur sur le comportement du salarié) ;</w:t>
@@ -484,7 +484,7 @@
       <w:r>
         <w:rPr>
           <w:b w:val="0"/>
-          <w:color w:val="000000"/>
+          <w:color w:val="BF5700"/>
           <w:sz w:val="22"/>
         </w:rPr>
         <w:t>mise à pied disciplinaire dont la durée maximale doit figurer dans le règlement intérieur, cass.soc. 7 janv.2015 (à</w:t>
@@ -504,7 +504,7 @@
       <w:r>
         <w:rPr>
           <w:b w:val="0"/>
-          <w:color w:val="000000"/>
+          <w:color w:val="00703C"/>
           <w:sz w:val="22"/>
         </w:rPr>
         <w:t>à noter, enfin, que sont interdites les amendes et autres sanctions pécuniaires (L 1331-2 C. trav.). Il s'agit d'une inter-</w:t>
@@ -547,17 +547,17 @@
       <w:r>
         <w:rPr>
           <w:b/>
-          <w:color w:val="2F5496"/>
+          <w:color w:val="BF5700"/>
           <w:sz w:val="24"/>
         </w:rPr>
-        <w:t>PROCÉDURE DISCIPLINAIRE II •</w:t>
+        <w:t>II • PROCÉDURE DISCIPLINAIRE</w:t>
       </w:r>
     </w:p>
     <w:p>
       <w:r>
         <w:rPr>
           <w:b w:val="0"/>
-          <w:color w:val="000000"/>
+          <w:color w:val="BF5700"/>
           <w:sz w:val="22"/>
         </w:rPr>
         <w:t>La procédure disciplinaire comprend l'ensemble des prescriptions de formes nécessaires à la régularité de la sanction.</w:t>
@@ -573,7 +573,7 @@
           <w:color w:val="2F5496"/>
           <w:sz w:val="24"/>
         </w:rPr>
-        <w:t>LES PRÉALABLES A •</w:t>
+        <w:t>A • LES PRÉALABLES</w:t>
       </w:r>
     </w:p>
     <w:p>
@@ -623,7 +623,7 @@
       <w:r>
         <w:rPr>
           <w:b w:val="0"/>
-          <w:color w:val="000000"/>
+          <w:color w:val="BF5700"/>
           <w:sz w:val="22"/>
         </w:rPr>
         <w:t>même délai, du jour ou l'employeur en a eu connaissance à condition qu'il puisse apporter la preuve de cette</w:t>
@@ -700,11 +700,14 @@
       </w:r>
     </w:p>
     <w:p>
+      <w:pPr>
+        <w:pStyle w:val="Heading2"/>
+      </w:pPr>
       <w:r>
         <w:rPr>
-          <w:b w:val="0"/>
-          <w:color w:val="000000"/>
-          <w:sz w:val="22"/>
+          <w:b/>
+          <w:color w:val="2F5496"/>
+          <w:sz w:val="24"/>
         </w:rPr>
         <w:t>DCGUE3F.qxp_DCGUE3F 24/07/2025 10:26 Page 83</w:t>
       </w:r>
